--- a/P2/Port2.docx
+++ b/P2/Port2.docx
@@ -80,7 +80,7 @@
       <w:r>
         <w:t xml:space="preserve">Task 2.1 URL: </w:t>
       </w:r>
-      <w:hyperlink r:id="rId5" w:history="1">
+      <w:hyperlink r:id="rId6" w:history="1">
         <w:r>
           <w:rPr>
             <w:rStyle w:val="Hyperlink"/>
@@ -99,7 +99,7 @@
       <w:r>
         <w:t xml:space="preserve"> </w:t>
       </w:r>
-      <w:hyperlink r:id="rId6" w:history="1">
+      <w:hyperlink r:id="rId7" w:history="1">
         <w:r>
           <w:rPr>
             <w:rStyle w:val="Hyperlink"/>
@@ -118,26 +118,12 @@
       <w:r>
         <w:t xml:space="preserve"> </w:t>
       </w:r>
-      <w:hyperlink r:id="rId7" w:history="1">
+      <w:hyperlink r:id="rId8" w:history="1">
         <w:r>
           <w:rPr>
             <w:rStyle w:val="Hyperlink"/>
           </w:rPr>
-          <w:t>- WebApplication_</w:t>
-        </w:r>
-        <w:proofErr w:type="gramStart"/>
-        <w:r>
-          <w:rPr>
-            <w:rStyle w:val="Hyperlink"/>
-          </w:rPr>
-          <w:t>2._</w:t>
-        </w:r>
-        <w:proofErr w:type="gramEnd"/>
-        <w:r>
-          <w:rPr>
-            <w:rStyle w:val="Hyperlink"/>
-          </w:rPr>
-          <w:t>2</w:t>
+          <w:t>- WebApplication_2._2</w:t>
         </w:r>
       </w:hyperlink>
       <w:r>
@@ -1114,7 +1100,7 @@
                     <pic:cNvPicPr/>
                   </pic:nvPicPr>
                   <pic:blipFill>
-                    <a:blip r:embed="rId8"/>
+                    <a:blip r:embed="rId9"/>
                     <a:stretch>
                       <a:fillRect/>
                     </a:stretch>
@@ -1173,7 +1159,7 @@
                     <pic:cNvPicPr/>
                   </pic:nvPicPr>
                   <pic:blipFill>
-                    <a:blip r:embed="rId9"/>
+                    <a:blip r:embed="rId10"/>
                     <a:stretch>
                       <a:fillRect/>
                     </a:stretch>
@@ -1238,7 +1224,7 @@
                     <pic:cNvPicPr/>
                   </pic:nvPicPr>
                   <pic:blipFill>
-                    <a:blip r:embed="rId10"/>
+                    <a:blip r:embed="rId11"/>
                     <a:stretch>
                       <a:fillRect/>
                     </a:stretch>
@@ -1337,7 +1323,7 @@
                     <pic:cNvPicPr/>
                   </pic:nvPicPr>
                   <pic:blipFill>
-                    <a:blip r:embed="rId11"/>
+                    <a:blip r:embed="rId12"/>
                     <a:stretch>
                       <a:fillRect/>
                     </a:stretch>
@@ -1407,7 +1393,7 @@
                     <pic:cNvPicPr/>
                   </pic:nvPicPr>
                   <pic:blipFill>
-                    <a:blip r:embed="rId12"/>
+                    <a:blip r:embed="rId13"/>
                     <a:stretch>
                       <a:fillRect/>
                     </a:stretch>
@@ -1473,7 +1459,7 @@
                     <pic:cNvPicPr/>
                   </pic:nvPicPr>
                   <pic:blipFill>
-                    <a:blip r:embed="rId13"/>
+                    <a:blip r:embed="rId14"/>
                     <a:stretch>
                       <a:fillRect/>
                     </a:stretch>
@@ -1534,7 +1520,7 @@
                     <pic:cNvPicPr/>
                   </pic:nvPicPr>
                   <pic:blipFill>
-                    <a:blip r:embed="rId14"/>
+                    <a:blip r:embed="rId15"/>
                     <a:stretch>
                       <a:fillRect/>
                     </a:stretch>
@@ -1601,7 +1587,7 @@
                     <pic:cNvPicPr/>
                   </pic:nvPicPr>
                   <pic:blipFill>
-                    <a:blip r:embed="rId15"/>
+                    <a:blip r:embed="rId16"/>
                     <a:stretch>
                       <a:fillRect/>
                     </a:stretch>
@@ -1669,7 +1655,7 @@
                     <pic:cNvPicPr/>
                   </pic:nvPicPr>
                   <pic:blipFill>
-                    <a:blip r:embed="rId16"/>
+                    <a:blip r:embed="rId17"/>
                     <a:stretch>
                       <a:fillRect/>
                     </a:stretch>
@@ -1735,7 +1721,7 @@
                     <pic:cNvPicPr/>
                   </pic:nvPicPr>
                   <pic:blipFill>
-                    <a:blip r:embed="rId17"/>
+                    <a:blip r:embed="rId18"/>
                     <a:stretch>
                       <a:fillRect/>
                     </a:stretch>
@@ -1812,7 +1798,7 @@
                     <pic:cNvPicPr/>
                   </pic:nvPicPr>
                   <pic:blipFill>
-                    <a:blip r:embed="rId18"/>
+                    <a:blip r:embed="rId19"/>
                     <a:stretch>
                       <a:fillRect/>
                     </a:stretch>
@@ -1874,7 +1860,7 @@
                     <pic:cNvPicPr/>
                   </pic:nvPicPr>
                   <pic:blipFill>
-                    <a:blip r:embed="rId19"/>
+                    <a:blip r:embed="rId20"/>
                     <a:stretch>
                       <a:fillRect/>
                     </a:stretch>
@@ -1936,7 +1922,7 @@
                     <pic:cNvPicPr/>
                   </pic:nvPicPr>
                   <pic:blipFill>
-                    <a:blip r:embed="rId20"/>
+                    <a:blip r:embed="rId21"/>
                     <a:stretch>
                       <a:fillRect/>
                     </a:stretch>
@@ -1978,15 +1964,7 @@
         <w:jc w:val="center"/>
       </w:pPr>
       <w:r>
-        <w:t xml:space="preserve">In this step after selecting create a new instance it will ask to add account or make a new account, at </w:t>
-      </w:r>
-      <w:proofErr w:type="gramStart"/>
-      <w:r>
-        <w:t>first</w:t>
-      </w:r>
-      <w:proofErr w:type="gramEnd"/>
-      <w:r>
-        <w:t xml:space="preserve"> I used Swinburne account and it was not eligible for the free subscription so I switched to personal account</w:t>
+        <w:t>In this step after selecting create a new instance it will ask to add account or make a new account, at first I used Swinburne account and it was not eligible for the free subscription so I switched to personal account</w:t>
       </w:r>
     </w:p>
     <w:p>
@@ -2011,7 +1989,7 @@
                     <pic:cNvPicPr/>
                   </pic:nvPicPr>
                   <pic:blipFill>
-                    <a:blip r:embed="rId21"/>
+                    <a:blip r:embed="rId22"/>
                     <a:stretch>
                       <a:fillRect/>
                     </a:stretch>
@@ -2073,7 +2051,7 @@
                     <pic:cNvPicPr/>
                   </pic:nvPicPr>
                   <pic:blipFill>
-                    <a:blip r:embed="rId22"/>
+                    <a:blip r:embed="rId23"/>
                     <a:stretch>
                       <a:fillRect/>
                     </a:stretch>
@@ -2141,7 +2119,7 @@
                     <pic:cNvPicPr/>
                   </pic:nvPicPr>
                   <pic:blipFill>
-                    <a:blip r:embed="rId23"/>
+                    <a:blip r:embed="rId24"/>
                     <a:stretch>
                       <a:fillRect/>
                     </a:stretch>
@@ -2199,7 +2177,7 @@
                     <pic:cNvPicPr/>
                   </pic:nvPicPr>
                   <pic:blipFill>
-                    <a:blip r:embed="rId24"/>
+                    <a:blip r:embed="rId25"/>
                     <a:stretch>
                       <a:fillRect/>
                     </a:stretch>
@@ -2279,7 +2257,7 @@
                     <pic:cNvPicPr/>
                   </pic:nvPicPr>
                   <pic:blipFill>
-                    <a:blip r:embed="rId25"/>
+                    <a:blip r:embed="rId26"/>
                     <a:stretch>
                       <a:fillRect/>
                     </a:stretch>
@@ -2337,7 +2315,7 @@
                     <pic:cNvPicPr/>
                   </pic:nvPicPr>
                   <pic:blipFill>
-                    <a:blip r:embed="rId26"/>
+                    <a:blip r:embed="rId27"/>
                     <a:stretch>
                       <a:fillRect/>
                     </a:stretch>
@@ -2371,17 +2349,8 @@
           <w:i/>
           <w:iCs/>
         </w:rPr>
-        <w:t xml:space="preserve">Figure 19: Finish </w:t>
-      </w:r>
-      <w:proofErr w:type="gramStart"/>
-      <w:r>
-        <w:rPr>
-          <w:i/>
-          <w:iCs/>
-        </w:rPr>
-        <w:t>publish</w:t>
-      </w:r>
-      <w:proofErr w:type="gramEnd"/>
+        <w:t>Figure 19: Finish publish</w:t>
+      </w:r>
     </w:p>
     <w:p>
       <w:pPr>
@@ -2405,7 +2374,7 @@
                     <pic:cNvPicPr/>
                   </pic:nvPicPr>
                   <pic:blipFill>
-                    <a:blip r:embed="rId27"/>
+                    <a:blip r:embed="rId28"/>
                     <a:stretch>
                       <a:fillRect/>
                     </a:stretch>
@@ -2463,7 +2432,7 @@
                     <pic:cNvPicPr/>
                   </pic:nvPicPr>
                   <pic:blipFill>
-                    <a:blip r:embed="rId28"/>
+                    <a:blip r:embed="rId29"/>
                     <a:stretch>
                       <a:fillRect/>
                     </a:stretch>
@@ -2522,7 +2491,7 @@
                     <pic:cNvPicPr/>
                   </pic:nvPicPr>
                   <pic:blipFill>
-                    <a:blip r:embed="rId29"/>
+                    <a:blip r:embed="rId30"/>
                     <a:stretch>
                       <a:fillRect/>
                     </a:stretch>
@@ -2588,7 +2557,7 @@
                     <pic:cNvPicPr/>
                   </pic:nvPicPr>
                   <pic:blipFill>
-                    <a:blip r:embed="rId30"/>
+                    <a:blip r:embed="rId31"/>
                     <a:stretch>
                       <a:fillRect/>
                     </a:stretch>
@@ -2669,7 +2638,7 @@
                     <pic:cNvPicPr/>
                   </pic:nvPicPr>
                   <pic:blipFill>
-                    <a:blip r:embed="rId31"/>
+                    <a:blip r:embed="rId32"/>
                     <a:stretch>
                       <a:fillRect/>
                     </a:stretch>
@@ -2735,7 +2704,7 @@
                     <pic:cNvPicPr/>
                   </pic:nvPicPr>
                   <pic:blipFill>
-                    <a:blip r:embed="rId32"/>
+                    <a:blip r:embed="rId33"/>
                     <a:stretch>
                       <a:fillRect/>
                     </a:stretch>
@@ -2802,7 +2771,7 @@
                     <pic:cNvPicPr/>
                   </pic:nvPicPr>
                   <pic:blipFill>
-                    <a:blip r:embed="rId33"/>
+                    <a:blip r:embed="rId34"/>
                     <a:stretch>
                       <a:fillRect/>
                     </a:stretch>
@@ -2857,7 +2826,7 @@
                     <pic:cNvPicPr/>
                   </pic:nvPicPr>
                   <pic:blipFill>
-                    <a:blip r:embed="rId34"/>
+                    <a:blip r:embed="rId35"/>
                     <a:stretch>
                       <a:fillRect/>
                     </a:stretch>
@@ -2920,7 +2889,7 @@
                     <pic:cNvPicPr/>
                   </pic:nvPicPr>
                   <pic:blipFill>
-                    <a:blip r:embed="rId35"/>
+                    <a:blip r:embed="rId36"/>
                     <a:stretch>
                       <a:fillRect/>
                     </a:stretch>
@@ -2987,7 +2956,7 @@
                     <pic:cNvPicPr/>
                   </pic:nvPicPr>
                   <pic:blipFill>
-                    <a:blip r:embed="rId36"/>
+                    <a:blip r:embed="rId37"/>
                     <a:stretch>
                       <a:fillRect/>
                     </a:stretch>
@@ -3063,7 +3032,7 @@
                     <pic:cNvPicPr/>
                   </pic:nvPicPr>
                   <pic:blipFill>
-                    <a:blip r:embed="rId37"/>
+                    <a:blip r:embed="rId38"/>
                     <a:stretch>
                       <a:fillRect/>
                     </a:stretch>
@@ -3097,17 +3066,8 @@
           <w:i/>
           <w:iCs/>
         </w:rPr>
-        <w:t xml:space="preserve">Figure 7: code for </w:t>
-      </w:r>
-      <w:proofErr w:type="spellStart"/>
-      <w:r>
-        <w:rPr>
-          <w:i/>
-          <w:iCs/>
-        </w:rPr>
-        <w:t>Student.cs</w:t>
-      </w:r>
-      <w:proofErr w:type="spellEnd"/>
+        <w:t>Figure 7: code for Student.cs</w:t>
+      </w:r>
     </w:p>
     <w:p>
       <w:pPr>
@@ -3139,7 +3099,7 @@
                     <pic:cNvPicPr/>
                   </pic:nvPicPr>
                   <pic:blipFill>
-                    <a:blip r:embed="rId38"/>
+                    <a:blip r:embed="rId39"/>
                     <a:stretch>
                       <a:fillRect/>
                     </a:stretch>
@@ -3173,23 +3133,7 @@
           <w:i/>
           <w:iCs/>
         </w:rPr>
-        <w:t xml:space="preserve">Figure 8: following the previous step create a </w:t>
-      </w:r>
-      <w:proofErr w:type="spellStart"/>
-      <w:r>
-        <w:rPr>
-          <w:i/>
-          <w:iCs/>
-        </w:rPr>
-        <w:t>StudentController.cs</w:t>
-      </w:r>
-      <w:proofErr w:type="spellEnd"/>
-      <w:r>
-        <w:rPr>
-          <w:i/>
-          <w:iCs/>
-        </w:rPr>
-        <w:t xml:space="preserve"> but select Controllers instead of Models</w:t>
+        <w:t>Figure 8: following the previous step create a StudentController.cs but select Controllers instead of Models</w:t>
       </w:r>
     </w:p>
     <w:p>
@@ -3221,7 +3165,7 @@
                     <pic:cNvPicPr/>
                   </pic:nvPicPr>
                   <pic:blipFill>
-                    <a:blip r:embed="rId39"/>
+                    <a:blip r:embed="rId40"/>
                     <a:stretch>
                       <a:fillRect/>
                     </a:stretch>
@@ -3255,17 +3199,8 @@
           <w:i/>
           <w:iCs/>
         </w:rPr>
-        <w:t xml:space="preserve">Figure 9: Code for </w:t>
-      </w:r>
-      <w:proofErr w:type="spellStart"/>
-      <w:r>
-        <w:rPr>
-          <w:i/>
-          <w:iCs/>
-        </w:rPr>
-        <w:t>StudentController.cs</w:t>
-      </w:r>
-      <w:proofErr w:type="spellEnd"/>
+        <w:t>Figure 9: Code for StudentController.cs</w:t>
+      </w:r>
     </w:p>
     <w:p>
       <w:pPr>
@@ -3297,7 +3232,7 @@
                     <pic:cNvPicPr/>
                   </pic:nvPicPr>
                   <pic:blipFill>
-                    <a:blip r:embed="rId40"/>
+                    <a:blip r:embed="rId41"/>
                     <a:stretch>
                       <a:fillRect/>
                     </a:stretch>
@@ -3331,23 +3266,7 @@
           <w:i/>
           <w:iCs/>
         </w:rPr>
-        <w:t xml:space="preserve">Figure 10: On the right side, right click on views and add new folder name </w:t>
-      </w:r>
-      <w:proofErr w:type="gramStart"/>
-      <w:r>
-        <w:rPr>
-          <w:i/>
-          <w:iCs/>
-        </w:rPr>
-        <w:t>it</w:t>
-      </w:r>
-      <w:proofErr w:type="gramEnd"/>
-      <w:r>
-        <w:rPr>
-          <w:i/>
-          <w:iCs/>
-        </w:rPr>
-        <w:t xml:space="preserve"> Student</w:t>
+        <w:t>Figure 10: On the right side, right click on views and add new folder name it Student</w:t>
       </w:r>
     </w:p>
     <w:p>
@@ -3379,7 +3298,7 @@
                     <pic:cNvPicPr/>
                   </pic:nvPicPr>
                   <pic:blipFill>
-                    <a:blip r:embed="rId41"/>
+                    <a:blip r:embed="rId42"/>
                     <a:stretch>
                       <a:fillRect/>
                     </a:stretch>
@@ -3413,23 +3332,7 @@
           <w:i/>
           <w:iCs/>
         </w:rPr>
-        <w:t xml:space="preserve">Figure 11: right click on the </w:t>
-      </w:r>
-      <w:proofErr w:type="gramStart"/>
-      <w:r>
-        <w:rPr>
-          <w:i/>
-          <w:iCs/>
-        </w:rPr>
-        <w:t>Student</w:t>
-      </w:r>
-      <w:proofErr w:type="gramEnd"/>
-      <w:r>
-        <w:rPr>
-          <w:i/>
-          <w:iCs/>
-        </w:rPr>
-        <w:t xml:space="preserve"> folder just created and then add&gt;view and add</w:t>
+        <w:t>Figure 11: right click on the Student folder just created and then add&gt;view and add</w:t>
       </w:r>
     </w:p>
     <w:p>
@@ -3462,7 +3365,7 @@
                     <pic:cNvPicPr/>
                   </pic:nvPicPr>
                   <pic:blipFill>
-                    <a:blip r:embed="rId42"/>
+                    <a:blip r:embed="rId43"/>
                     <a:stretch>
                       <a:fillRect/>
                     </a:stretch>
@@ -3496,23 +3399,7 @@
           <w:i/>
           <w:iCs/>
         </w:rPr>
-        <w:t xml:space="preserve">Figure 12: name it </w:t>
-      </w:r>
-      <w:proofErr w:type="spellStart"/>
-      <w:r>
-        <w:rPr>
-          <w:i/>
-          <w:iCs/>
-        </w:rPr>
-        <w:t>Index.cshtml</w:t>
-      </w:r>
-      <w:proofErr w:type="spellEnd"/>
-      <w:r>
-        <w:rPr>
-          <w:i/>
-          <w:iCs/>
-        </w:rPr>
-        <w:t xml:space="preserve"> and then add</w:t>
+        <w:t>Figure 12: name it Index.cshtml and then add</w:t>
       </w:r>
     </w:p>
     <w:p>
@@ -3544,7 +3431,7 @@
                     <pic:cNvPicPr/>
                   </pic:nvPicPr>
                   <pic:blipFill>
-                    <a:blip r:embed="rId43"/>
+                    <a:blip r:embed="rId44"/>
                     <a:stretch>
                       <a:fillRect/>
                     </a:stretch>
@@ -3578,17 +3465,8 @@
           <w:i/>
           <w:iCs/>
         </w:rPr>
-        <w:t xml:space="preserve">Figure 13: put into </w:t>
-      </w:r>
-      <w:proofErr w:type="spellStart"/>
-      <w:r>
-        <w:rPr>
-          <w:i/>
-          <w:iCs/>
-        </w:rPr>
-        <w:t>Index.cshtml</w:t>
-      </w:r>
-      <w:proofErr w:type="spellEnd"/>
+        <w:t>Figure 13: put into Index.cshtml</w:t>
+      </w:r>
     </w:p>
     <w:p>
       <w:pPr>
@@ -3620,7 +3498,7 @@
                     <pic:cNvPicPr/>
                   </pic:nvPicPr>
                   <pic:blipFill>
-                    <a:blip r:embed="rId44"/>
+                    <a:blip r:embed="rId45"/>
                     <a:stretch>
                       <a:fillRect/>
                     </a:stretch>
@@ -3686,7 +3564,7 @@
                     <pic:cNvPicPr/>
                   </pic:nvPicPr>
                   <pic:blipFill>
-                    <a:blip r:embed="rId45"/>
+                    <a:blip r:embed="rId46"/>
                     <a:stretch>
                       <a:fillRect/>
                     </a:stretch>
@@ -3720,23 +3598,7 @@
           <w:i/>
           <w:iCs/>
         </w:rPr>
-        <w:t xml:space="preserve">Figure 15: create and add (name it </w:t>
-      </w:r>
-      <w:proofErr w:type="spellStart"/>
-      <w:r>
-        <w:rPr>
-          <w:i/>
-          <w:iCs/>
-        </w:rPr>
-        <w:t>Create.cshtml</w:t>
-      </w:r>
-      <w:proofErr w:type="spellEnd"/>
-      <w:r>
-        <w:rPr>
-          <w:i/>
-          <w:iCs/>
-        </w:rPr>
-        <w:t>)</w:t>
+        <w:t>Figure 15: create and add (name it Create.cshtml)</w:t>
       </w:r>
     </w:p>
     <w:p>
@@ -3769,7 +3631,7 @@
                     <pic:cNvPicPr/>
                   </pic:nvPicPr>
                   <pic:blipFill>
-                    <a:blip r:embed="rId46"/>
+                    <a:blip r:embed="rId47"/>
                     <a:stretch>
                       <a:fillRect/>
                     </a:stretch>
@@ -3803,17 +3665,8 @@
           <w:i/>
           <w:iCs/>
         </w:rPr>
-        <w:t xml:space="preserve">Figure 16: put into </w:t>
-      </w:r>
-      <w:proofErr w:type="spellStart"/>
-      <w:r>
-        <w:rPr>
-          <w:i/>
-          <w:iCs/>
-        </w:rPr>
-        <w:t>Create.cshtml</w:t>
-      </w:r>
-      <w:proofErr w:type="spellEnd"/>
+        <w:t>Figure 16: put into Create.cshtml</w:t>
+      </w:r>
     </w:p>
     <w:p>
       <w:pPr>
@@ -3845,7 +3698,7 @@
                     <pic:cNvPicPr/>
                   </pic:nvPicPr>
                   <pic:blipFill>
-                    <a:blip r:embed="rId47"/>
+                    <a:blip r:embed="rId48"/>
                     <a:stretch>
                       <a:fillRect/>
                     </a:stretch>
@@ -3912,7 +3765,7 @@
                     <pic:cNvPicPr/>
                   </pic:nvPicPr>
                   <pic:blipFill>
-                    <a:blip r:embed="rId48"/>
+                    <a:blip r:embed="rId49"/>
                     <a:stretch>
                       <a:fillRect/>
                     </a:stretch>
@@ -3948,7 +3801,7 @@
         </w:rPr>
         <w:t xml:space="preserve">Figure 18: Web application on the web (if doesn’t show this use </w:t>
       </w:r>
-      <w:hyperlink r:id="rId49" w:history="1">
+      <w:hyperlink r:id="rId50" w:history="1">
         <w:r>
           <w:rPr>
             <w:rStyle w:val="Hyperlink"/>
@@ -3965,23 +3818,13 @@
           </w:rPr>
           <w:t>_</w:t>
         </w:r>
-        <w:proofErr w:type="gramStart"/>
         <w:r>
           <w:rPr>
             <w:rStyle w:val="Hyperlink"/>
             <w:i/>
             <w:iCs/>
           </w:rPr>
-          <w:t>2._</w:t>
-        </w:r>
-        <w:proofErr w:type="gramEnd"/>
-        <w:r>
-          <w:rPr>
-            <w:rStyle w:val="Hyperlink"/>
-            <w:i/>
-            <w:iCs/>
-          </w:rPr>
-          <w:t>2</w:t>
+          <w:t>2._2</w:t>
         </w:r>
       </w:hyperlink>
       <w:r>
@@ -4021,7 +3864,7 @@
                     <pic:cNvPicPr/>
                   </pic:nvPicPr>
                   <pic:blipFill>
-                    <a:blip r:embed="rId50"/>
+                    <a:blip r:embed="rId51"/>
                     <a:stretch>
                       <a:fillRect/>
                     </a:stretch>
@@ -4088,7 +3931,7 @@
                     <pic:cNvPicPr/>
                   </pic:nvPicPr>
                   <pic:blipFill>
-                    <a:blip r:embed="rId51"/>
+                    <a:blip r:embed="rId52"/>
                     <a:stretch>
                       <a:fillRect/>
                     </a:stretch>
@@ -4154,7 +3997,7 @@
                     <pic:cNvPicPr/>
                   </pic:nvPicPr>
                   <pic:blipFill>
-                    <a:blip r:embed="rId52"/>
+                    <a:blip r:embed="rId53"/>
                     <a:stretch>
                       <a:fillRect/>
                     </a:stretch>
@@ -4211,7 +4054,7 @@
                     <pic:cNvPicPr/>
                   </pic:nvPicPr>
                   <pic:blipFill>
-                    <a:blip r:embed="rId53"/>
+                    <a:blip r:embed="rId54"/>
                     <a:stretch>
                       <a:fillRect/>
                     </a:stretch>
@@ -4288,7 +4131,7 @@
                     <pic:cNvPicPr/>
                   </pic:nvPicPr>
                   <pic:blipFill>
-                    <a:blip r:embed="rId54"/>
+                    <a:blip r:embed="rId55"/>
                     <a:stretch>
                       <a:fillRect/>
                     </a:stretch>
@@ -4355,7 +4198,7 @@
                     <pic:cNvPicPr/>
                   </pic:nvPicPr>
                   <pic:blipFill>
-                    <a:blip r:embed="rId55"/>
+                    <a:blip r:embed="rId56"/>
                     <a:stretch>
                       <a:fillRect/>
                     </a:stretch>
@@ -4422,7 +4265,7 @@
                     <pic:cNvPicPr/>
                   </pic:nvPicPr>
                   <pic:blipFill>
-                    <a:blip r:embed="rId56"/>
+                    <a:blip r:embed="rId57"/>
                     <a:stretch>
                       <a:fillRect/>
                     </a:stretch>
@@ -4488,7 +4331,7 @@
                     <pic:cNvPicPr/>
                   </pic:nvPicPr>
                   <pic:blipFill>
-                    <a:blip r:embed="rId57"/>
+                    <a:blip r:embed="rId58"/>
                     <a:stretch>
                       <a:fillRect/>
                     </a:stretch>
@@ -4523,39 +4366,7 @@
           <w:iCs/>
         </w:rPr>
         <w:lastRenderedPageBreak/>
-        <w:t xml:space="preserve">Figure 26: Make sure you select the correct account, and then click on create a new instance and name it </w:t>
-      </w:r>
-      <w:proofErr w:type="spellStart"/>
-      <w:r>
-        <w:rPr>
-          <w:i/>
-          <w:iCs/>
-        </w:rPr>
-        <w:t>StudentRegistrationApp</w:t>
-      </w:r>
-      <w:proofErr w:type="spellEnd"/>
-      <w:r>
-        <w:rPr>
-          <w:i/>
-          <w:iCs/>
-        </w:rPr>
-        <w:t xml:space="preserve"> (or any </w:t>
-      </w:r>
-      <w:proofErr w:type="gramStart"/>
-      <w:r>
-        <w:rPr>
-          <w:i/>
-          <w:iCs/>
-        </w:rPr>
-        <w:t>name)and</w:t>
-      </w:r>
-      <w:proofErr w:type="gramEnd"/>
-      <w:r>
-        <w:rPr>
-          <w:i/>
-          <w:iCs/>
-        </w:rPr>
-        <w:t xml:space="preserve"> then select the Hosting Plan and create</w:t>
+        <w:t>Figure 26: Make sure you select the correct account, and then click on create a new instance and name it StudentRegistrationApp (or any name)and then select the Hosting Plan and create</w:t>
       </w:r>
     </w:p>
     <w:p>
@@ -4587,7 +4398,7 @@
                     <pic:cNvPicPr/>
                   </pic:nvPicPr>
                   <pic:blipFill>
-                    <a:blip r:embed="rId58"/>
+                    <a:blip r:embed="rId59"/>
                     <a:stretch>
                       <a:fillRect/>
                     </a:stretch>
@@ -4654,7 +4465,7 @@
                     <pic:cNvPicPr/>
                   </pic:nvPicPr>
                   <pic:blipFill>
-                    <a:blip r:embed="rId59"/>
+                    <a:blip r:embed="rId60"/>
                     <a:stretch>
                       <a:fillRect/>
                     </a:stretch>
@@ -4720,7 +4531,7 @@
                     <pic:cNvPicPr/>
                   </pic:nvPicPr>
                   <pic:blipFill>
-                    <a:blip r:embed="rId60"/>
+                    <a:blip r:embed="rId61"/>
                     <a:stretch>
                       <a:fillRect/>
                     </a:stretch>
@@ -4772,7 +4583,7 @@
         </w:rPr>
         <w:t xml:space="preserve">URL: </w:t>
       </w:r>
-      <w:hyperlink r:id="rId61" w:history="1">
+      <w:hyperlink r:id="rId62" w:history="1">
         <w:r>
           <w:rPr>
             <w:rStyle w:val="Hyperlink"/>
@@ -4836,7 +4647,7 @@
                     <pic:cNvPicPr/>
                   </pic:nvPicPr>
                   <pic:blipFill>
-                    <a:blip r:embed="rId62"/>
+                    <a:blip r:embed="rId63"/>
                     <a:stretch>
                       <a:fillRect/>
                     </a:stretch>
@@ -4870,23 +4681,7 @@
           <w:i/>
           <w:iCs/>
         </w:rPr>
-        <w:t xml:space="preserve">Figure 1: go into your </w:t>
-      </w:r>
-      <w:proofErr w:type="spellStart"/>
-      <w:r>
-        <w:rPr>
-          <w:i/>
-          <w:iCs/>
-        </w:rPr>
-        <w:t>StudentRegistrationApp</w:t>
-      </w:r>
-      <w:proofErr w:type="spellEnd"/>
-      <w:r>
-        <w:rPr>
-          <w:i/>
-          <w:iCs/>
-        </w:rPr>
-        <w:t xml:space="preserve"> and on the left side click on Settings</w:t>
+        <w:t>Figure 1: go into your StudentRegistrationApp and on the left side click on Settings</w:t>
       </w:r>
     </w:p>
     <w:p>
@@ -4918,7 +4713,7 @@
                     <pic:cNvPicPr/>
                   </pic:nvPicPr>
                   <pic:blipFill>
-                    <a:blip r:embed="rId63"/>
+                    <a:blip r:embed="rId64"/>
                     <a:stretch>
                       <a:fillRect/>
                     </a:stretch>
@@ -4985,7 +4780,7 @@
                     <pic:cNvPicPr/>
                   </pic:nvPicPr>
                   <pic:blipFill>
-                    <a:blip r:embed="rId64"/>
+                    <a:blip r:embed="rId65"/>
                     <a:stretch>
                       <a:fillRect/>
                     </a:stretch>
@@ -5051,7 +4846,7 @@
                     <pic:cNvPicPr/>
                   </pic:nvPicPr>
                   <pic:blipFill>
-                    <a:blip r:embed="rId65"/>
+                    <a:blip r:embed="rId66"/>
                     <a:stretch>
                       <a:fillRect/>
                     </a:stretch>
@@ -5118,7 +4913,7 @@
                     <pic:cNvPicPr/>
                   </pic:nvPicPr>
                   <pic:blipFill>
-                    <a:blip r:embed="rId66"/>
+                    <a:blip r:embed="rId67"/>
                     <a:stretch>
                       <a:fillRect/>
                     </a:stretch>
@@ -5194,7 +4989,7 @@
                     <pic:cNvPicPr/>
                   </pic:nvPicPr>
                   <pic:blipFill>
-                    <a:blip r:embed="rId67"/>
+                    <a:blip r:embed="rId68"/>
                     <a:stretch>
                       <a:fillRect/>
                     </a:stretch>
@@ -5261,7 +5056,7 @@
                     <pic:cNvPicPr/>
                   </pic:nvPicPr>
                   <pic:blipFill>
-                    <a:blip r:embed="rId68"/>
+                    <a:blip r:embed="rId69"/>
                     <a:stretch>
                       <a:fillRect/>
                     </a:stretch>
@@ -5334,7 +5129,7 @@
                     <pic:cNvPicPr/>
                   </pic:nvPicPr>
                   <pic:blipFill>
-                    <a:blip r:embed="rId69"/>
+                    <a:blip r:embed="rId70"/>
                     <a:stretch>
                       <a:fillRect/>
                     </a:stretch>
@@ -5411,7 +5206,7 @@
                     <pic:cNvPicPr/>
                   </pic:nvPicPr>
                   <pic:blipFill>
-                    <a:blip r:embed="rId70"/>
+                    <a:blip r:embed="rId71"/>
                     <a:stretch>
                       <a:fillRect/>
                     </a:stretch>
@@ -5445,23 +5240,7 @@
           <w:i/>
           <w:iCs/>
         </w:rPr>
-        <w:t>Figure 9: go to the left side and find monitoring and click on Health Check and then for the path put (/</w:t>
-      </w:r>
-      <w:proofErr w:type="spellStart"/>
-      <w:r>
-        <w:rPr>
-          <w:i/>
-          <w:iCs/>
-        </w:rPr>
-        <w:t>api</w:t>
-      </w:r>
-      <w:proofErr w:type="spellEnd"/>
-      <w:r>
-        <w:rPr>
-          <w:i/>
-          <w:iCs/>
-        </w:rPr>
-        <w:t>/health) and save</w:t>
+        <w:t>Figure 9: go to the left side and find monitoring and click on Health Check and then for the path put (/api/health) and save</w:t>
       </w:r>
     </w:p>
     <w:p>
@@ -5493,7 +5272,7 @@
                     <pic:cNvPicPr/>
                   </pic:nvPicPr>
                   <pic:blipFill>
-                    <a:blip r:embed="rId71"/>
+                    <a:blip r:embed="rId72"/>
                     <a:stretch>
                       <a:fillRect/>
                     </a:stretch>
@@ -5532,6 +5311,104 @@
     </w:p>
     <w:p>
       <w:pPr>
+        <w:pStyle w:val="Heading1"/>
+      </w:pPr>
+      <w:r>
+        <w:t>Self-Troubleshooting</w:t>
+      </w:r>
+    </w:p>
+    <w:p>
+      <w:pPr>
+        <w:pStyle w:val="ListParagraph"/>
+        <w:numPr>
+          <w:ilvl w:val="0"/>
+          <w:numId w:val="2"/>
+        </w:numPr>
+      </w:pPr>
+      <w:r>
+        <w:t xml:space="preserve">Swinburne account isn’t eligible for the free account </w:t>
+      </w:r>
+    </w:p>
+    <w:p>
+      <w:pPr>
+        <w:pStyle w:val="ListParagraph"/>
+        <w:numPr>
+          <w:ilvl w:val="0"/>
+          <w:numId w:val="2"/>
+        </w:numPr>
+      </w:pPr>
+      <w:r>
+        <w:t>Hosting Plan (Canada Central doesn’t work so switch to Australia Southeast)</w:t>
+      </w:r>
+    </w:p>
+    <w:p>
+      <w:pPr>
+        <w:pStyle w:val="ListParagraph"/>
+        <w:numPr>
+          <w:ilvl w:val="0"/>
+          <w:numId w:val="2"/>
+        </w:numPr>
+      </w:pPr>
+      <w:r>
+        <w:t>Application logging keep resetting to “off” after getting turn “on”</w:t>
+      </w:r>
+    </w:p>
+    <w:p>
+      <w:pPr>
+        <w:pStyle w:val="Heading1"/>
+      </w:pPr>
+      <w:r>
+        <w:lastRenderedPageBreak/>
+        <w:t>Status</w:t>
+      </w:r>
+    </w:p>
+    <w:p>
+      <w:r>
+        <w:drawing>
+          <wp:inline distT="0" distB="0" distL="0" distR="0" wp14:anchorId="1B10F194" wp14:editId="3A7D8384">
+            <wp:extent cx="5731510" cy="1054735"/>
+            <wp:effectExtent l="0" t="0" r="2540" b="0"/>
+            <wp:docPr id="519222614" name="Picture 1"/>
+            <wp:cNvGraphicFramePr>
+              <a:graphicFrameLocks xmlns:a="http://schemas.openxmlformats.org/drawingml/2006/main" noChangeAspect="1"/>
+            </wp:cNvGraphicFramePr>
+            <a:graphic xmlns:a="http://schemas.openxmlformats.org/drawingml/2006/main">
+              <a:graphicData uri="http://schemas.openxmlformats.org/drawingml/2006/picture">
+                <pic:pic xmlns:pic="http://schemas.openxmlformats.org/drawingml/2006/picture">
+                  <pic:nvPicPr>
+                    <pic:cNvPr id="519222614" name=""/>
+                    <pic:cNvPicPr/>
+                  </pic:nvPicPr>
+                  <pic:blipFill>
+                    <a:blip r:embed="rId73"/>
+                    <a:stretch>
+                      <a:fillRect/>
+                    </a:stretch>
+                  </pic:blipFill>
+                  <pic:spPr>
+                    <a:xfrm>
+                      <a:off x="0" y="0"/>
+                      <a:ext cx="5731510" cy="1054735"/>
+                    </a:xfrm>
+                    <a:prstGeom prst="rect">
+                      <a:avLst/>
+                    </a:prstGeom>
+                  </pic:spPr>
+                </pic:pic>
+              </a:graphicData>
+            </a:graphic>
+          </wp:inline>
+        </w:drawing>
+      </w:r>
+    </w:p>
+    <w:p>
+      <w:r>
+        <w:t>Make sure that both instances is running and turn off when not used so no credits used</w:t>
+      </w:r>
+    </w:p>
+    <w:p/>
+    <w:p>
+      <w:pPr>
         <w:jc w:val="center"/>
         <w:rPr>
           <w:i/>
@@ -5571,6 +5448,219 @@
     </w:sectPr>
   </w:body>
 </w:document>
+</file>
+
+<file path=word/numbering.xml><?xml version="1.0" encoding="utf-8"?>
+<w:numbering xmlns:wpc="http://schemas.microsoft.com/office/word/2010/wordprocessingCanvas" xmlns:cx="http://schemas.microsoft.com/office/drawing/2014/chartex" xmlns:cx1="http://schemas.microsoft.com/office/drawing/2015/9/8/chartex" xmlns:cx2="http://schemas.microsoft.com/office/drawing/2015/10/21/chartex" xmlns:cx3="http://schemas.microsoft.com/office/drawing/2016/5/9/chartex" xmlns:cx4="http://schemas.microsoft.com/office/drawing/2016/5/10/chartex" xmlns:cx5="http://schemas.microsoft.com/office/drawing/2016/5/11/chartex" xmlns:cx6="http://schemas.microsoft.com/office/drawing/2016/5/12/chartex" xmlns:cx7="http://schemas.microsoft.com/office/drawing/2016/5/13/chartex" xmlns:cx8="http://schemas.microsoft.com/office/drawing/2016/5/14/chartex" xmlns:mc="http://schemas.openxmlformats.org/markup-compatibility/2006" xmlns:aink="http://schemas.microsoft.com/office/drawing/2016/ink" xmlns:am3d="http://schemas.microsoft.com/office/drawing/2017/model3d" xmlns:o="urn:schemas-microsoft-com:office:office" xmlns:oel="http://schemas.microsoft.com/office/2019/extlst" xmlns:r="http://schemas.openxmlformats.org/officeDocument/2006/relationships" xmlns:m="http://schemas.openxmlformats.org/officeDocument/2006/math" xmlns:v="urn:schemas-microsoft-com:vml" xmlns:wp14="http://schemas.microsoft.com/office/word/2010/wordprocessingDrawing" xmlns:wp="http://schemas.openxmlformats.org/drawingml/2006/wordprocessingDrawing" xmlns:w10="urn:schemas-microsoft-com:office:word" xmlns:w="http://schemas.openxmlformats.org/wordprocessingml/2006/main" xmlns:w14="http://schemas.microsoft.com/office/word/2010/wordml" xmlns:w15="http://schemas.microsoft.com/office/word/2012/wordml" xmlns:w16cex="http://schemas.microsoft.com/office/word/2018/wordml/cex" xmlns:w16cid="http://schemas.microsoft.com/office/word/2016/wordml/cid" xmlns:w16="http://schemas.microsoft.com/office/word/2018/wordml" xmlns:w16du="http://schemas.microsoft.com/office/word/2023/wordml/word16du" xmlns:w16sdtdh="http://schemas.microsoft.com/office/word/2020/wordml/sdtdatahash" xmlns:w16sdtfl="http://schemas.microsoft.com/office/word/2024/wordml/sdtformatlock" xmlns:w16se="http://schemas.microsoft.com/office/word/2015/wordml/symex" xmlns:wpg="http://schemas.microsoft.com/office/word/2010/wordprocessingGroup" xmlns:wpi="http://schemas.microsoft.com/office/word/2010/wordprocessingInk" xmlns:wne="http://schemas.microsoft.com/office/word/2006/wordml" xmlns:wps="http://schemas.microsoft.com/office/word/2010/wordprocessingShape" mc:Ignorable="w14 w15 w16se w16cid w16 w16cex w16sdtdh w16sdtfl w16du wp14">
+  <w:abstractNum w:abstractNumId="0" w15:restartNumberingAfterBreak="0">
+    <w:nsid w:val="10583023"/>
+    <w:multiLevelType w:val="hybridMultilevel"/>
+    <w:tmpl w:val="D5360C9A"/>
+    <w:lvl w:ilvl="0" w:tplc="287EAEE4">
+      <w:start w:val="2"/>
+      <w:numFmt w:val="bullet"/>
+      <w:lvlText w:val="-"/>
+      <w:lvlJc w:val="left"/>
+      <w:pPr>
+        <w:ind w:left="720" w:hanging="360"/>
+      </w:pPr>
+      <w:rPr>
+        <w:rFonts w:ascii="Aptos" w:eastAsiaTheme="minorHAnsi" w:hAnsi="Aptos" w:cstheme="minorBidi" w:hint="default"/>
+      </w:rPr>
+    </w:lvl>
+    <w:lvl w:ilvl="1" w:tplc="38090003" w:tentative="1">
+      <w:start w:val="1"/>
+      <w:numFmt w:val="bullet"/>
+      <w:lvlText w:val="o"/>
+      <w:lvlJc w:val="left"/>
+      <w:pPr>
+        <w:ind w:left="1440" w:hanging="360"/>
+      </w:pPr>
+      <w:rPr>
+        <w:rFonts w:ascii="Courier New" w:hAnsi="Courier New" w:cs="Courier New" w:hint="default"/>
+      </w:rPr>
+    </w:lvl>
+    <w:lvl w:ilvl="2" w:tplc="38090005" w:tentative="1">
+      <w:start w:val="1"/>
+      <w:numFmt w:val="bullet"/>
+      <w:lvlText w:val=""/>
+      <w:lvlJc w:val="left"/>
+      <w:pPr>
+        <w:ind w:left="2160" w:hanging="360"/>
+      </w:pPr>
+      <w:rPr>
+        <w:rFonts w:ascii="Wingdings" w:hAnsi="Wingdings" w:hint="default"/>
+      </w:rPr>
+    </w:lvl>
+    <w:lvl w:ilvl="3" w:tplc="38090001" w:tentative="1">
+      <w:start w:val="1"/>
+      <w:numFmt w:val="bullet"/>
+      <w:lvlText w:val=""/>
+      <w:lvlJc w:val="left"/>
+      <w:pPr>
+        <w:ind w:left="2880" w:hanging="360"/>
+      </w:pPr>
+      <w:rPr>
+        <w:rFonts w:ascii="Symbol" w:hAnsi="Symbol" w:hint="default"/>
+      </w:rPr>
+    </w:lvl>
+    <w:lvl w:ilvl="4" w:tplc="38090003" w:tentative="1">
+      <w:start w:val="1"/>
+      <w:numFmt w:val="bullet"/>
+      <w:lvlText w:val="o"/>
+      <w:lvlJc w:val="left"/>
+      <w:pPr>
+        <w:ind w:left="3600" w:hanging="360"/>
+      </w:pPr>
+      <w:rPr>
+        <w:rFonts w:ascii="Courier New" w:hAnsi="Courier New" w:cs="Courier New" w:hint="default"/>
+      </w:rPr>
+    </w:lvl>
+    <w:lvl w:ilvl="5" w:tplc="38090005" w:tentative="1">
+      <w:start w:val="1"/>
+      <w:numFmt w:val="bullet"/>
+      <w:lvlText w:val=""/>
+      <w:lvlJc w:val="left"/>
+      <w:pPr>
+        <w:ind w:left="4320" w:hanging="360"/>
+      </w:pPr>
+      <w:rPr>
+        <w:rFonts w:ascii="Wingdings" w:hAnsi="Wingdings" w:hint="default"/>
+      </w:rPr>
+    </w:lvl>
+    <w:lvl w:ilvl="6" w:tplc="38090001" w:tentative="1">
+      <w:start w:val="1"/>
+      <w:numFmt w:val="bullet"/>
+      <w:lvlText w:val=""/>
+      <w:lvlJc w:val="left"/>
+      <w:pPr>
+        <w:ind w:left="5040" w:hanging="360"/>
+      </w:pPr>
+      <w:rPr>
+        <w:rFonts w:ascii="Symbol" w:hAnsi="Symbol" w:hint="default"/>
+      </w:rPr>
+    </w:lvl>
+    <w:lvl w:ilvl="7" w:tplc="38090003" w:tentative="1">
+      <w:start w:val="1"/>
+      <w:numFmt w:val="bullet"/>
+      <w:lvlText w:val="o"/>
+      <w:lvlJc w:val="left"/>
+      <w:pPr>
+        <w:ind w:left="5760" w:hanging="360"/>
+      </w:pPr>
+      <w:rPr>
+        <w:rFonts w:ascii="Courier New" w:hAnsi="Courier New" w:cs="Courier New" w:hint="default"/>
+      </w:rPr>
+    </w:lvl>
+    <w:lvl w:ilvl="8" w:tplc="38090005" w:tentative="1">
+      <w:start w:val="1"/>
+      <w:numFmt w:val="bullet"/>
+      <w:lvlText w:val=""/>
+      <w:lvlJc w:val="left"/>
+      <w:pPr>
+        <w:ind w:left="6480" w:hanging="360"/>
+      </w:pPr>
+      <w:rPr>
+        <w:rFonts w:ascii="Wingdings" w:hAnsi="Wingdings" w:hint="default"/>
+      </w:rPr>
+    </w:lvl>
+  </w:abstractNum>
+  <w:abstractNum w:abstractNumId="1" w15:restartNumberingAfterBreak="0">
+    <w:nsid w:val="2C1904E1"/>
+    <w:multiLevelType w:val="hybridMultilevel"/>
+    <w:tmpl w:val="330C9AC4"/>
+    <w:lvl w:ilvl="0" w:tplc="3809000F">
+      <w:start w:val="1"/>
+      <w:numFmt w:val="decimal"/>
+      <w:lvlText w:val="%1."/>
+      <w:lvlJc w:val="left"/>
+      <w:pPr>
+        <w:ind w:left="720" w:hanging="360"/>
+      </w:pPr>
+      <w:rPr>
+        <w:rFonts w:hint="default"/>
+      </w:rPr>
+    </w:lvl>
+    <w:lvl w:ilvl="1" w:tplc="38090019" w:tentative="1">
+      <w:start w:val="1"/>
+      <w:numFmt w:val="lowerLetter"/>
+      <w:lvlText w:val="%2."/>
+      <w:lvlJc w:val="left"/>
+      <w:pPr>
+        <w:ind w:left="1440" w:hanging="360"/>
+      </w:pPr>
+    </w:lvl>
+    <w:lvl w:ilvl="2" w:tplc="3809001B" w:tentative="1">
+      <w:start w:val="1"/>
+      <w:numFmt w:val="lowerRoman"/>
+      <w:lvlText w:val="%3."/>
+      <w:lvlJc w:val="right"/>
+      <w:pPr>
+        <w:ind w:left="2160" w:hanging="180"/>
+      </w:pPr>
+    </w:lvl>
+    <w:lvl w:ilvl="3" w:tplc="3809000F" w:tentative="1">
+      <w:start w:val="1"/>
+      <w:numFmt w:val="decimal"/>
+      <w:lvlText w:val="%4."/>
+      <w:lvlJc w:val="left"/>
+      <w:pPr>
+        <w:ind w:left="2880" w:hanging="360"/>
+      </w:pPr>
+    </w:lvl>
+    <w:lvl w:ilvl="4" w:tplc="38090019" w:tentative="1">
+      <w:start w:val="1"/>
+      <w:numFmt w:val="lowerLetter"/>
+      <w:lvlText w:val="%5."/>
+      <w:lvlJc w:val="left"/>
+      <w:pPr>
+        <w:ind w:left="3600" w:hanging="360"/>
+      </w:pPr>
+    </w:lvl>
+    <w:lvl w:ilvl="5" w:tplc="3809001B" w:tentative="1">
+      <w:start w:val="1"/>
+      <w:numFmt w:val="lowerRoman"/>
+      <w:lvlText w:val="%6."/>
+      <w:lvlJc w:val="right"/>
+      <w:pPr>
+        <w:ind w:left="4320" w:hanging="180"/>
+      </w:pPr>
+    </w:lvl>
+    <w:lvl w:ilvl="6" w:tplc="3809000F" w:tentative="1">
+      <w:start w:val="1"/>
+      <w:numFmt w:val="decimal"/>
+      <w:lvlText w:val="%7."/>
+      <w:lvlJc w:val="left"/>
+      <w:pPr>
+        <w:ind w:left="5040" w:hanging="360"/>
+      </w:pPr>
+    </w:lvl>
+    <w:lvl w:ilvl="7" w:tplc="38090019" w:tentative="1">
+      <w:start w:val="1"/>
+      <w:numFmt w:val="lowerLetter"/>
+      <w:lvlText w:val="%8."/>
+      <w:lvlJc w:val="left"/>
+      <w:pPr>
+        <w:ind w:left="5760" w:hanging="360"/>
+      </w:pPr>
+    </w:lvl>
+    <w:lvl w:ilvl="8" w:tplc="3809001B" w:tentative="1">
+      <w:start w:val="1"/>
+      <w:numFmt w:val="lowerRoman"/>
+      <w:lvlText w:val="%9."/>
+      <w:lvlJc w:val="right"/>
+      <w:pPr>
+        <w:ind w:left="6480" w:hanging="180"/>
+      </w:pPr>
+    </w:lvl>
+  </w:abstractNum>
+  <w:num w:numId="1" w16cid:durableId="393699131">
+    <w:abstractNumId w:val="0"/>
+  </w:num>
+  <w:num w:numId="2" w16cid:durableId="576012966">
+    <w:abstractNumId w:val="1"/>
+  </w:num>
+</w:numbering>
 </file>
 
 <file path=word/styles.xml><?xml version="1.0" encoding="utf-8"?>
